--- a/juliano/cronogramas/Cronograma_Informatica_Semana7_IUTECP.docx
+++ b/juliano/cronogramas/Cronograma_Informatica_Semana7_IUTECP.docx
@@ -363,7 +363,7 @@
                 <w:b w:val="0"/>
                 <w:sz w:val="20"/>
               </w:rPr>
-              <w:t>Elaboración de la matriz de casos de prueba que cubre los flujos críticos del sistema: registro de ingreso, actualización de estatus, consulta por filtros, generación de reporte y cierre de expediente.</w:t>
+              <w:t>Elaboración de la matriz de casos de prueba que cubre los flujos críticos del sistema: actualización de estatus, consulta por filtros y generación de reportes.</w:t>
             </w:r>
           </w:p>
         </w:tc>
@@ -384,7 +384,7 @@
                 <w:b w:val="0"/>
                 <w:sz w:val="20"/>
               </w:rPr>
-              <w:t>Documento de requerimientos, plantilla de casos de prueba</w:t>
+              <w:t>Plantilla de casos de prueba</w:t>
             </w:r>
           </w:p>
         </w:tc>
@@ -428,7 +428,7 @@
                 <w:b w:val="0"/>
                 <w:sz w:val="20"/>
               </w:rPr>
-              <w:t>Apoyo en elaboración de resúmenes de estatus</w:t>
+              <w:t>Verificación de estatus documental</w:t>
             </w:r>
           </w:p>
         </w:tc>
@@ -449,7 +449,7 @@
                 <w:b w:val="0"/>
                 <w:sz w:val="20"/>
               </w:rPr>
-              <w:t>Asistencia al personal del departamento en la elaboración manual de los resúmenes de expedientes solicitados por la alta dirección, aplicando los registros de la hoja de cálculo institucional.</w:t>
+              <w:t>Revisión de los expedientes registrados durante la semana en el sistema, para contrastarlo con la información en la hoja de cálculo, identificando pendientes y documentos antes de continuar con las pruebas del prototipo.</w:t>
             </w:r>
           </w:p>
         </w:tc>
@@ -470,7 +470,7 @@
                 <w:b w:val="0"/>
                 <w:sz w:val="20"/>
               </w:rPr>
-              <w:t>Hoja de cálculo preexistente, expedientes del período</w:t>
+              <w:t>Hoja de cálculo, sistema ejecutable</w:t>
             </w:r>
           </w:p>
         </w:tc>
@@ -535,7 +535,7 @@
                 <w:b w:val="0"/>
                 <w:sz w:val="20"/>
               </w:rPr>
-              <w:t>Corrida sistemática de los casos de prueba definidos utilizando los expedientes registrados del Departamento de Presidencia, documentando el resultado de cada caso y clasificando los errores encontrados.</w:t>
+              <w:t>Corrida sistemática de los casos de prueba definidos utilizando los expedientes registrados, documentando el resultado de cada caso y clasificando los errores encontrados.</w:t>
             </w:r>
           </w:p>
         </w:tc>
@@ -621,7 +621,7 @@
                 <w:b w:val="0"/>
                 <w:sz w:val="20"/>
               </w:rPr>
-              <w:t>Análisis de los errores registrados durante las pruebas, corrección en el código fuente y ejecución de pruebas de regresión para confirmar que las correcciones no introducen nuevas fallas.</w:t>
+              <w:t>Análisis de los errores registrados durante las pruebas, corrección en el código fuente y ejecución de pruebas de para confirmar que las correcciones no introducen nuevas fallas.</w:t>
             </w:r>
           </w:p>
         </w:tc>

--- a/juliano/cronogramas/Cronograma_Informatica_Semana7_IUTECP.docx
+++ b/juliano/cronogramas/Cronograma_Informatica_Semana7_IUTECP.docx
@@ -622,6 +622,7 @@
                 <w:sz w:val="20"/>
               </w:rPr>
               <w:t>Análisis de los errores registrados durante las pruebas, corrección en el código fuente y ejecución de pruebas de para confirmar que las correcciones no introducen nuevas fallas.</w:t>
+              <w:br/>
             </w:r>
           </w:p>
         </w:tc>

--- a/juliano/cronogramas/Cronograma_Informatica_Semana7_IUTECP.docx
+++ b/juliano/cronogramas/Cronograma_Informatica_Semana7_IUTECP.docx
@@ -621,7 +621,7 @@
                 <w:b w:val="0"/>
                 <w:sz w:val="20"/>
               </w:rPr>
-              <w:t>Análisis de los errores registrados durante las pruebas, corrección en el código fuente y ejecución de pruebas de para confirmar que las correcciones no introducen nuevas fallas.</w:t>
+              <w:t>Análisis de los errores registrados durante las pruebas, corrección en el código fuente y ejecución de pruebas de para confirmar que las correcciones no generan nuevas fallas.</w:t>
               <w:br/>
             </w:r>
           </w:p>
